--- a/scrummiz-bakery/docs/quotation-client.docx
+++ b/scrummiz-bakery/docs/quotation-client.docx
@@ -155,7 +155,7 @@
                 <w:sz w:val="18"/>
                 <w:szCs w:val="18"/>
               </w:rPr>
-              <w:t xml:space="preserve">Quote no. AQ-20260817-SB</w:t>
+              <w:t xml:space="preserve">Quote no. AQ-20260819-SB</w:t>
             </w:r>
           </w:p>
           <w:p>
@@ -170,7 +170,7 @@
                 <w:sz w:val="18"/>
                 <w:szCs w:val="18"/>
               </w:rPr>
-              <w:t xml:space="preserve">Date 2026-08-17</w:t>
+              <w:t xml:space="preserve">Date 2026-08-19</w:t>
             </w:r>
           </w:p>
           <w:p>
@@ -185,7 +185,7 @@
                 <w:sz w:val="18"/>
                 <w:szCs w:val="18"/>
               </w:rPr>
-              <w:t xml:space="preserve">Valid until 2026-09-16</w:t>
+              <w:t xml:space="preserve">Valid until 2026-09-18</w:t>
             </w:r>
           </w:p>
           <w:p>

--- a/scrummiz-bakery/docs/quotation-client.docx
+++ b/scrummiz-bakery/docs/quotation-client.docx
@@ -155,7 +155,7 @@
                 <w:sz w:val="18"/>
                 <w:szCs w:val="18"/>
               </w:rPr>
-              <w:t xml:space="preserve">Quote no. AQ-20260819-SB</w:t>
+              <w:t xml:space="preserve">Quote no. AQ-20260824-SB</w:t>
             </w:r>
           </w:p>
           <w:p>
@@ -170,7 +170,7 @@
                 <w:sz w:val="18"/>
                 <w:szCs w:val="18"/>
               </w:rPr>
-              <w:t xml:space="preserve">Date 2026-08-19</w:t>
+              <w:t xml:space="preserve">Date 2026-08-24</w:t>
             </w:r>
           </w:p>
           <w:p>
@@ -185,7 +185,7 @@
                 <w:sz w:val="18"/>
                 <w:szCs w:val="18"/>
               </w:rPr>
-              <w:t xml:space="preserve">Valid until 2026-09-18</w:t>
+              <w:t xml:space="preserve">Valid until 2026-09-23</w:t>
             </w:r>
           </w:p>
           <w:p>
